--- a/중국어_대화문/6부_docx/6부_07화_압수수색.docx
+++ b/중국어_대화문/6부_docx/6부_07화_압수수색.docx
@@ -18,7 +18,7 @@
         <w:t>등장인물:</w:t>
       </w:r>
       <w:r>
-        <w:t xml:space="preserve"> 쑤민 苏敏(46세, 변호사 자격이 취소된 '공민 대리인', 잉훠 창구 운영자) / 샤오신 小辛(29세, 잉훠 오래된 자원활동가) / 샤오위안 肖远(50세, 잉훠 동료, 자격을 잃은 전직 변호사) / 다이이판 戴一帆(25세, 잉훠 자원활동가) / 쉬둬둬 许朵朵(23세, 잉훠 자원활동가, 대학생) / 덩펑즈 邓凤芝(60대 후반, 국면3창 퇴직 여공, 잉훠 자원활동가) / 메이뤄란 梅若兰(84세, 은퇴한 변호사협회 비서장) / 루 할머니 卢奶奶(90대 후반, 쑤민의 집주인, 화이인가 6층) / 쑤창 苏强(50대 초반, 쑤민의 오빠, 류허현 농민, 전화 목소리) / 두두 豆豆(20대 초반, 쑤창의 자녀, 대학원 지원자) / 쑹 경관 宋警官(50대 중반, 창촨시 공안국 국내안전보위 지대 요원) / 저우 경관 周警官(40대 초반, 창촨시 공안국 치안 지대 책임 경관) / 진 공증원 金公证员(50대, 창촨시 공증처 공증원)</w:t>
+        <w:t xml:space="preserve"> 쑤민 苏敏(47세, 변호사 자격이 취소된 '공민 대리인', 잉훠 창구 운영자) / 샤오신 小辛(30세, 잉훠 오래된 자원활동가) / 샤오위안 肖远(51세, 잉훠 동료, 자격을 잃은 전직 변호사) / 다이이판 戴一帆(26세, 잉훠 자원활동가) / 쉬둬둬 许朵朵(24세, 잉훠 자원활동가) / 덩펑즈 邓凤芝(60대 후반, 국면3창 퇴직 여공, 잉훠 자원활동가) / 메이뤄란 梅若兰(84세, 은퇴한 변호사협회 비서장) / 루 할머니 卢奶奶(90대 후반, 쑤민의 집주인, 화이인가 6층) / 쑤창 苏强(50대 중반, 쑤민의 오빠, 류허현 농민, 전화 목소리) / 더우더우 豆豆(20대 중반, 쑤창의 아들, 대학원 지원자) / 쑹 경관 宋警官(50대 중반, 창촨시 공안국 국내안전보위 지대 요원) / 저우 경관 周警官(40대 초반, 창촨시 공안국 치안 지대 책임 경관) / 진 공증원 金公证员(50대, 창촨시 공증처 공증원)</w:t>
       </w:r>
     </w:p>
     <w:p>
@@ -29,7 +29,7 @@
         <w:t>배경:</w:t>
       </w:r>
       <w:r>
-        <w:t xml:space="preserve"> [쑤민 시점] 2032년 10월 5일(화)부터 10월 18일(월)까지. 6부 6화가 끝난 10월 3일(일) 이후다. 9월 27일에 통지된 중앙위원회 전체회의는 11월 26일(금)에 열리고, 선즈위안과 웨이창펑의 첫 실질 경쟁 표결이 걸려 있다. 우슈전의 죽음과 청시의 입원 뒤로 두 진영 모두 말을 아끼는데, 그 사이 시와 구 단위에서는 '중요 회의 기간 사회면 안정 유지'를 명분으로 한 지시문이 내려온다. 10월 12일(화) 새벽, 창구는 수색당하고 다이이판과 쉬둬둬가 '여행'이라 불리는 동행 조사를 떠난다. 장면 전체는 서류와 소음, 침묵, 물품 목록 위주로 그리며 폭력은 나오지 않는다. 쑤민은 두려움과 분노, 계산을 모두 숨기지 않고, 왜 자기가 아니라 젊은 둘이 불려 갔는지를 스스로 따져 본다. 한편 조카 두두는 지난해 12월 13일 복시를 치른 뒤 2월 발표가 '심사 중'으로 미뤄져 온 끝에, 10월 14일(목) 추가 면접을 본다. 10월 15일(금) '종합평가 불합격' 통보가 온다. 두두의 성별은 밝히지 않으며, 두 주인공은 이 화에서 마주치지 않는다. 새 설정: 수색의 근거는 가상의 지시문 「稳字〔2032〕19号」이고, 잉훠는 매주 토요일 그 주의 장부 스캔본을 봉투에 담아 메이뤄란에게 맡기고 해시값은 공증처에 제출해 왔다는 것이다. 이 화의 기관·문서·인물은 모두 가상이며, 저우 경관·진 공증원·'여행'의 행선지는 이 화에서 새로 만든 설정이다.</w:t>
+        <w:t xml:space="preserve"> [쑤민 시점] 2032년 10월 5일(화)부터 10월 18일(월)까지. 6부 6화가 끝난 10월 3일(일) 이후다. 9월 27일에 통지된 중앙위원회 전체회의는 11월 26일(금)에 열리고, 선즈위안과 웨이창펑의 첫 실질 경쟁 표결이 걸려 있다. 우슈전의 죽음과 청시의 입원 뒤로 두 진영 모두 말을 아끼는데, 그 사이 시와 구 단위에서는 '중요 회의 기간 사회면 안정 유지'를 명분으로 한 지시문이 내려온다. 10월 12일(화) 새벽, 창구는 수색당하고 다이이판과 쉬둬둬가 '여행'이라 불리는 동행 조사를 떠난다. 장면 전체는 서류와 소음, 침묵, 물품 목록 위주로 그리며 폭력은 나오지 않는다. 쑤민은 두려움과 분노, 계산을 모두 숨기지 않고, 왜 자기가 아니라 젊은 둘이 불려 갔는지를 스스로 따져 본다. 한편 조카 더우더우는 지난해 12월 13일 복시를 치른 뒤 2월 발표가 '심사 중'으로 미뤄져 온 끝에, 10월 14일(목) 추가 면접을 본다. 10월 15일(금) '종합평가 불합격' 통보가 온다. 더우더우는 이 화에서 성별 대명사 없이 '豆豆'와 '孩子'로만 지칭되며, 두 주인공은 이 화에서 마주치지 않는다. 새 설정: 수색의 근거는 가상의 지시문 「稳字〔2032〕19号」이고, 잉훠는 매주 토요일 그 주의 장부 스캔본을 봉투에 담아 메이뤄란에게 맡기고 해시값은 공증처에 제출해 왔다는 것이다. 이 화의 기관·문서·인물은 모두 가상이며, 저우 경관·진 공증원·'여행'의 행선지는 이 화에서 새로 만든 설정이다.</w:t>
       </w:r>
     </w:p>
     <w:p>
@@ -42,7 +42,7 @@
     </w:p>
     <w:p>
       <w:r>
-        <w:t>(二〇三二年十月五日，星期二，早上七点半。长川市煤厂街的巷口，一张折叠桌，一把撑开的伞，搪瓷缸里的茶刚刚泡开。国庆长假的最后一天已经过去，早点摊的老板娘在蒸笼边上多放了一只小凳子，说是给等号的老人坐。电线杆上贴着一张新的白纸，边角还带着浆糊，上面印着黑体字：《关于重要会议期间维护社会面稳定的通告》。纸的下面有一行小字：长川市某街道办事处。)</w:t>
+        <w:t>(二〇三二年十月五日，星期二，早上七点半。长川市煤厂街的巷口，一张折叠桌，一把撑开的伞，搪瓷缸里的茶刚刚泡开。国庆长假还没有过完，早点摊的老板娘在蒸笼边上多放了一只小凳子，说是给等号的老人坐。电线杆上贴着一张新的白纸，边角还带着浆糊，上面印着黑体字：《关于重要会议期间维护社会面稳定的通告》。纸的下面有一行小字：长川市某街道办事处。)</w:t>
       </w:r>
     </w:p>
     <w:p>
@@ -1524,7 +1524,7 @@
     </w:p>
     <w:p>
       <w:r>
-        <w:t>(十月十四日，星期四，夜里九点。苏敏下午去车站接过人，晚上又去了一趟北原大学门口，等了三个小时，没有进去。这时豆豆刚从学校回来，背着一只旧书包，穿着一件明显大了一号的深灰色西装，扣子扣到最上面一颗。卢奶奶没有睡，摸索着端来一盘热着的饺子，放在桌上，对着孩子笑了笑，没有戴助听器，问了一句什么，豆豆提高声音答了，卢奶奶满意地点点头，回自己屋了。)</w:t>
+        <w:t>(十月十四日，星期四，夜里九点。苏敏昨晚去车站接过人，今天上午又陪到北原大学门口，等了三个小时，没有进去。豆豆出来后说想一个人走走，走了大半天，这时才回来，背着一只旧书包，穿着一件明显大了一号的深灰色西装，扣子扣到最上面一颗。卢奶奶没有睡，摸索着端来一盘热着的饺子，放在桌上，对着孩子笑了笑，没有戴助听器，问了一句什么，豆豆提高声音答了，卢奶奶满意地点点头，回自己屋了。)</w:t>
       </w:r>
     </w:p>
     <w:p>
